--- a/hin/docx/58.content.docx
+++ b/hin/docx/58.content.docx
@@ -136,13 +136,6 @@
         <w:rPr>
           <w:lang w:val="hi_IN" w:bidi="hi_IN"/>
         </w:rPr>
-      </w:r>
-      <w:r>
-        <w:rPr>
-          <w:i/>
-          <w:lang w:val="hi_IN" w:bidi="hi_IN"/>
-        </w:rPr>
-        <w:t>इब्रानियों 1:1, इब्रानियों 1:2, इब्रानियों 1:2 (#2), इब्रानियों 1:3, इब्रानियों 1:3 (#2), इब्रानियों 1:4, इब्रानियों 1:6, इब्रानियों 1:8, इब्रानियों 1:9, इब्रानियों 1:10–11, इब्रानियों 1:13, इब्रानियों 1:14, इब्रानियों 2:1, इब्रानियों 2:2, इब्रानियों 2:4, इब्रानियों 2:5, इब्रानियों 2:7–8, इब्रानियों 2:9, इब्रानियों 2:9 (#2), इब्रानियों 2:10, इब्रानियों 2:11, इब्रानियों 2:14, इब्रानियों 2:15, इब्रानियों 2:17, इब्रानियों 2:18, इब्रानियों 3:1, इब्रानियों 3:2–3, इब्रानियों 3:5, इब्रानियों 3:5 (#2), इब्रानियों 3:6, इब्रानियों 3:6 (#2), इब्रानियों 3:7–8, इब्रानियों 3:10–11, इब्रानियों 3:12, इब्रानियों 3:13, इब्रानियों 3:14, इब्रानियों 3:17, इब्रानियों 3:17 (#2), इब्रानियों 3:19, इब्रानियों 4:2, इब्रानियों 4:2 (#2), इब्रानियों 4:3, इब्रानियों 4:3–4, इब्रानियों 4:5–6, इब्रानियों 4:7, इब्रानियों 4:7 (#2), इब्रानियों 4:9, इब्रानियों 4:10, इब्रानियों 4:11, इब्रानियों 4:12, इब्रानियों 4:12 (#2), इब्रानियों 4:12 (#3), इब्रानियों 4:13, इब्रानियों 4:14, इब्रानियों 4:15, इब्रानियों 4:15 (#2), इब्रानियों 4:16, इब्रानियों 5:1, इब्रानियों 5:3, इब्रानियों 5:4, इब्रानियों 5:5, इब्रानियों 5:6, इब्रानियों 5:6 (#2), इब्रानियों 5:7, इब्रानियों 5:8, इब्रानियों 5:9, इब्रानियों 5:11, इब्रानियों 5:14, इब्रानियों 6:1, इब्रानियों 6:1–2, इब्रानियों 6:4–5, इब्रानियों 6:4–6, इब्रानियों 6:6, इब्रानियों 6:7–8, इब्रानियों 6:9, इब्रानियों 6:10, इब्रानियों 6:12, इब्रानियों 6:13–15, इब्रानियों 6:17, इब्रानियों 6:18, इब्रानियों 6:19, इब्रानियों 6:19–20, इब्रानियों 7:1, इब्रानियों 7:2, इब्रानियों 7:2 (#2), इब्रानियों 7:3, इब्रानियों 7:5, इब्रानियों 7:7, इब्रानियों 7:9–10, इब्रानियों 7:12, इब्रानियों 7:14, इब्रानियों 7:16, इब्रानियों 7:18–19, इब्रानियों 7:21, इब्रानियों 7:22, इब्रानियों 7:25, इब्रानियों 7:26, इब्रानियों 7:26 (#2), इब्रानियों 7:27, इब्रानियों 7:28, इब्रानियों 8:1, इब्रानियों 8:2, इब्रानियों 8:3, इब्रानियों 8:4, इब्रानियों 8:5, इब्रानियों 8:5 (#2), इब्रानियों 8:6, इब्रानियों 8:8, इब्रानियों 8:10, इब्रानियों 8:11, इब्रानियों 8:12, इब्रानियों 8:13, इब्रानियों 9:1–2, इब्रानियों 9:2, इब्रानियों 9:3–4, इब्रानियों 9:7, इब्रानियों 9:9, इब्रानियों 9:9 (#2), इब्रानियों 9:10, इब्रानियों 9:11, इब्रानियों 9:12, इब्रानियों 9:12 (#2), इब्रानियों 9:14, इब्रानियों 9:15, इब्रानियों 9:17, इब्रानियों 9:18–19, इब्रानियों 9:22, इब्रानियों 9:24, इब्रानियों 9:26, इब्रानियों 9:27, इब्रानियों 9:28, इब्रानियों 10:1, इब्रानियों 10:3, इब्रानियों 10:4, इब्रानियों 10:5, इब्रानियों 10:8, इब्रानियों 10:10, इब्रानियों 10:12–13, इब्रानियों 10:14, इब्रानियों 10:18, इब्रानियों 10:19, इब्रानियों 10:22, इब्रानियों 10:23, इब्रानियों 10:25, इब्रानियों 10:26–27, इब्रानियों 10:28–29, इब्रानियों 10:30, इब्रानियों 10:34, इब्रानियों 10:35–36, इब्रानियों 10:38, इब्रानियों 10:38 (#2), इब्रानियों 10:39, इब्रानियों 11:1, इब्रानियों 11:3, इब्रानियों 11:4, इब्रानियों 11:6, इब्रानियों 11:7, इब्रानियों 11:11, इब्रानियों 11:13, इब्रानियों 11:13 (#2), इब्रानियों 11:16, इब्रानियों 11:17–19, इब्रानियों 11:22, इब्रानियों 11:24–26, इब्रानियों 11:28, इब्रानियों 11:31, इब्रानियों 11:33–34, इब्रानियों 11:35–38, इब्रानियों 11:39, इब्रानियों 11:40, इब्रानियों 12:1, इब्रानियों 12:2, इब्रानियों 12:3, इब्रानियों 12:6, इब्रानियों 12:8, इब्रानियों 12:10, इब्रानियों 12:11, इब्रानियों 12:14, इब्रानियों 12:15, इब्रानियों 12:17, इब्रानियों 12:19, इब्रानियों 12:22, इब्रानियों 12:23, इब्रानियों 12:23–24, इब्रानियों 12:25, इब्रानियों 12:26, इब्रानियों 12:28, इब्रानियों 12:28 (#2), इब्रानियों 12:29, इब्रानियों 13:2, इब्रानियों 13:3, इब्रानियों 13:4, इब्रानियों 13:4 (#2), इब्रानियों 13:5, इब्रानियों 13:7, इब्रानियों 13:9, इब्रानियों 13:11, इब्रानियों 13:12, इब्रानियों 13:13, इब्रानियों 13:14, इब्रानियों 13:14 (#2), इब्रानियों 13:15, इब्रानियों 13:17, इब्रानियों 13:21, इब्रानियों 13:23</w:t>
       </w:r>
       <w:r>
         <w:rPr>

--- a/hin/docx/58.content.docx
+++ b/hin/docx/58.content.docx
@@ -123,19 +123,6 @@
           <w:lang w:val="hi_IN" w:bidi="hi_IN"/>
         </w:rPr>
         <w:t>HEB</w:t>
-      </w:r>
-      <w:r>
-        <w:rPr>
-          <w:lang w:val="hi_IN" w:bidi="hi_IN"/>
-        </w:rPr>
-      </w:r>
-    </w:p>
-    <w:p>
-      <w:pPr/>
-      <w:r>
-        <w:rPr>
-          <w:lang w:val="hi_IN" w:bidi="hi_IN"/>
-        </w:rPr>
       </w:r>
       <w:r>
         <w:rPr>

--- a/hin/docx/58.content.docx
+++ b/hin/docx/58.content.docx
@@ -19,7 +19,7 @@
         <w:rPr>
           <w:lang w:val="hi_IN" w:bidi="hi_IN"/>
         </w:rPr>
-        <w:t>Resource: अनुवाद प्रश्न (unfoldingWord)</w:t>
+        <w:t>Resource: unfoldingWord® Translation Questions</w:t>
       </w:r>
       <w:r>
         <w:rPr>
@@ -85,7 +85,7 @@
         <w:rPr>
           <w:lang w:val="hi_IN" w:bidi="hi_IN"/>
         </w:rPr>
-        <w:t>अनुवाद प्रश्न (unfoldingWord)</w:t>
+        <w:t>unfoldingWord® Translation Questions</w:t>
       </w:r>
     </w:p>
     <w:p>
